--- a/docs/02-requisitos/Caso_de_Uso_General_del_Sistema.(GASTRO-SIM).(18-10-2026).(v1.0).docx
+++ b/docs/02-requisitos/Caso_de_Uso_General_del_Sistema.(GASTRO-SIM).(18-10-2026).(v1.0).docx
@@ -17,7 +17,7 @@
         <w:rPr>
           <w:b/>
           <w:i w:val="0"/>
-          <w:color w:val="1F3A5F"/>
+          <w:color w:val="000000"/>
           <w:sz w:val="48"/>
         </w:rPr>
         <w:t>Caso de uso general del sistema</w:t>
@@ -32,7 +32,7 @@
         <w:rPr>
           <w:b/>
           <w:i w:val="0"/>
-          <w:color w:val="008A3E"/>
+          <w:color w:val="000000"/>
           <w:sz w:val="60"/>
         </w:rPr>
         <w:t>GASTRO-SIM</w:t>
@@ -3970,7 +3970,7 @@
       <w:rFonts w:ascii="Arial" w:hAnsi="Arial" w:eastAsia="Arial" w:cs="Arial"/>
       <w:b/>
       <w:bCs/>
-      <w:color w:val="1F3A5F"/>
+      <w:color w:val="000000"/>
       <w:sz w:val="30"/>
       <w:szCs w:val="28"/>
     </w:rPr>
@@ -3994,7 +3994,7 @@
       <w:rFonts w:ascii="Arial" w:hAnsi="Arial" w:eastAsia="Arial" w:cs="Arial"/>
       <w:b/>
       <w:bCs/>
-      <w:color w:val="1F3A5F"/>
+      <w:color w:val="000000"/>
       <w:sz w:val="24"/>
       <w:szCs w:val="26"/>
     </w:rPr>
@@ -4018,7 +4018,7 @@
       <w:rFonts w:ascii="Arial" w:hAnsi="Arial" w:eastAsia="Arial" w:cs="Arial"/>
       <w:b/>
       <w:bCs/>
-      <w:color w:val="1F3A5F"/>
+      <w:color w:val="000000"/>
       <w:sz w:val="22"/>
     </w:rPr>
   </w:style>
@@ -4044,7 +4044,7 @@
       <w:bCs/>
       <w:i/>
       <w:iCs/>
-      <w:color w:val="4F81BD" w:themeColor="accent1"/>
+      <w:color w:val="000000"/>
     </w:rPr>
   </w:style>
   <w:style w:type="paragraph" w:styleId="Heading5">
@@ -4065,7 +4065,7 @@
     </w:pPr>
     <w:rPr>
       <w:rFonts w:asciiTheme="majorHAnsi" w:eastAsiaTheme="majorEastAsia" w:hAnsiTheme="majorHAnsi" w:cstheme="majorBidi"/>
-      <w:color w:val="243F60" w:themeColor="accent1" w:themeShade="7F"/>
+      <w:color w:val="000000"/>
     </w:rPr>
   </w:style>
   <w:style w:type="paragraph" w:styleId="Heading6">
@@ -4088,7 +4088,7 @@
       <w:rFonts w:asciiTheme="majorHAnsi" w:eastAsiaTheme="majorEastAsia" w:hAnsiTheme="majorHAnsi" w:cstheme="majorBidi"/>
       <w:i/>
       <w:iCs/>
-      <w:color w:val="243F60" w:themeColor="accent1" w:themeShade="7F"/>
+      <w:color w:val="000000"/>
     </w:rPr>
   </w:style>
   <w:style w:type="paragraph" w:styleId="Heading7">
@@ -4111,7 +4111,7 @@
       <w:rFonts w:asciiTheme="majorHAnsi" w:eastAsiaTheme="majorEastAsia" w:hAnsiTheme="majorHAnsi" w:cstheme="majorBidi"/>
       <w:i/>
       <w:iCs/>
-      <w:color w:val="404040" w:themeColor="text1" w:themeTint="BF"/>
+      <w:color w:val="000000"/>
     </w:rPr>
   </w:style>
   <w:style w:type="paragraph" w:styleId="Heading8">
@@ -4132,7 +4132,7 @@
     </w:pPr>
     <w:rPr>
       <w:rFonts w:asciiTheme="majorHAnsi" w:eastAsiaTheme="majorEastAsia" w:hAnsiTheme="majorHAnsi" w:cstheme="majorBidi"/>
-      <w:color w:val="4F81BD" w:themeColor="accent1"/>
+      <w:color w:val="000000"/>
       <w:sz w:val="20"/>
       <w:szCs w:val="20"/>
     </w:rPr>
@@ -4157,7 +4157,7 @@
       <w:rFonts w:asciiTheme="majorHAnsi" w:eastAsiaTheme="majorEastAsia" w:hAnsiTheme="majorHAnsi" w:cstheme="majorBidi"/>
       <w:i/>
       <w:iCs/>
-      <w:color w:val="404040" w:themeColor="text1" w:themeTint="BF"/>
+      <w:color w:val="000000"/>
       <w:sz w:val="20"/>
       <w:szCs w:val="20"/>
     </w:rPr>
@@ -4208,7 +4208,7 @@
       <w:rFonts w:asciiTheme="majorHAnsi" w:eastAsiaTheme="majorEastAsia" w:hAnsiTheme="majorHAnsi" w:cstheme="majorBidi"/>
       <w:b/>
       <w:bCs/>
-      <w:color w:val="365F91" w:themeColor="accent1" w:themeShade="BF"/>
+      <w:color w:val="000000"/>
       <w:sz w:val="28"/>
       <w:szCs w:val="28"/>
     </w:rPr>
@@ -4223,7 +4223,7 @@
       <w:rFonts w:asciiTheme="majorHAnsi" w:eastAsiaTheme="majorEastAsia" w:hAnsiTheme="majorHAnsi" w:cstheme="majorBidi"/>
       <w:b/>
       <w:bCs/>
-      <w:color w:val="4F81BD" w:themeColor="accent1"/>
+      <w:color w:val="000000"/>
       <w:sz w:val="26"/>
       <w:szCs w:val="26"/>
     </w:rPr>
@@ -4238,7 +4238,7 @@
       <w:rFonts w:asciiTheme="majorHAnsi" w:eastAsiaTheme="majorEastAsia" w:hAnsiTheme="majorHAnsi" w:cstheme="majorBidi"/>
       <w:b/>
       <w:bCs/>
-      <w:color w:val="4F81BD" w:themeColor="accent1"/>
+      <w:color w:val="000000"/>
     </w:rPr>
   </w:style>
   <w:style w:type="paragraph" w:styleId="Title">
@@ -4258,7 +4258,7 @@
     </w:pPr>
     <w:rPr>
       <w:rFonts w:asciiTheme="majorHAnsi" w:eastAsiaTheme="majorEastAsia" w:hAnsiTheme="majorHAnsi" w:cstheme="majorBidi"/>
-      <w:color w:val="17365D" w:themeColor="text2" w:themeShade="BF"/>
+      <w:color w:val="000000"/>
       <w:spacing w:val="5"/>
       <w:kern w:val="28"/>
       <w:sz w:val="52"/>
@@ -4273,7 +4273,7 @@
     <w:rsid w:val="00FC693F"/>
     <w:rPr>
       <w:rFonts w:asciiTheme="majorHAnsi" w:eastAsiaTheme="majorEastAsia" w:hAnsiTheme="majorHAnsi" w:cstheme="majorBidi"/>
-      <w:color w:val="17365D" w:themeColor="text2" w:themeShade="BF"/>
+      <w:color w:val="000000"/>
       <w:spacing w:val="5"/>
       <w:kern w:val="28"/>
       <w:sz w:val="52"/>
@@ -4297,7 +4297,7 @@
       <w:rFonts w:asciiTheme="majorHAnsi" w:eastAsiaTheme="majorEastAsia" w:hAnsiTheme="majorHAnsi" w:cstheme="majorBidi"/>
       <w:i/>
       <w:iCs/>
-      <w:color w:val="4F81BD" w:themeColor="accent1"/>
+      <w:color w:val="000000"/>
       <w:spacing w:val="15"/>
       <w:sz w:val="24"/>
       <w:szCs w:val="24"/>
@@ -4313,7 +4313,7 @@
       <w:rFonts w:asciiTheme="majorHAnsi" w:eastAsiaTheme="majorEastAsia" w:hAnsiTheme="majorHAnsi" w:cstheme="majorBidi"/>
       <w:i/>
       <w:iCs/>
-      <w:color w:val="4F81BD" w:themeColor="accent1"/>
+      <w:color w:val="000000"/>
       <w:spacing w:val="15"/>
       <w:sz w:val="24"/>
       <w:szCs w:val="24"/>
@@ -4585,7 +4585,7 @@
     <w:rPr>
       <w:i/>
       <w:iCs/>
-      <w:color w:val="000000" w:themeColor="text1"/>
+      <w:color w:val="000000"/>
     </w:rPr>
   </w:style>
   <w:style w:type="character" w:customStyle="1" w:styleId="QuoteChar">
@@ -4597,7 +4597,7 @@
     <w:rPr>
       <w:i/>
       <w:iCs/>
-      <w:color w:val="000000" w:themeColor="text1"/>
+      <w:color w:val="000000"/>
     </w:rPr>
   </w:style>
   <w:style w:type="character" w:customStyle="1" w:styleId="Heading4Char">
@@ -4613,7 +4613,7 @@
       <w:bCs/>
       <w:i/>
       <w:iCs/>
-      <w:color w:val="4F81BD" w:themeColor="accent1"/>
+      <w:color w:val="000000"/>
     </w:rPr>
   </w:style>
   <w:style w:type="character" w:customStyle="1" w:styleId="Heading5Char">
@@ -4625,7 +4625,7 @@
     <w:rsid w:val="00FC693F"/>
     <w:rPr>
       <w:rFonts w:asciiTheme="majorHAnsi" w:eastAsiaTheme="majorEastAsia" w:hAnsiTheme="majorHAnsi" w:cstheme="majorBidi"/>
-      <w:color w:val="243F60" w:themeColor="accent1" w:themeShade="7F"/>
+      <w:color w:val="000000"/>
     </w:rPr>
   </w:style>
   <w:style w:type="character" w:customStyle="1" w:styleId="Heading6Char">
@@ -4639,7 +4639,7 @@
       <w:rFonts w:asciiTheme="majorHAnsi" w:eastAsiaTheme="majorEastAsia" w:hAnsiTheme="majorHAnsi" w:cstheme="majorBidi"/>
       <w:i/>
       <w:iCs/>
-      <w:color w:val="243F60" w:themeColor="accent1" w:themeShade="7F"/>
+      <w:color w:val="000000"/>
     </w:rPr>
   </w:style>
   <w:style w:type="character" w:customStyle="1" w:styleId="Heading7Char">
@@ -4653,7 +4653,7 @@
       <w:rFonts w:asciiTheme="majorHAnsi" w:eastAsiaTheme="majorEastAsia" w:hAnsiTheme="majorHAnsi" w:cstheme="majorBidi"/>
       <w:i/>
       <w:iCs/>
-      <w:color w:val="404040" w:themeColor="text1" w:themeTint="BF"/>
+      <w:color w:val="000000"/>
     </w:rPr>
   </w:style>
   <w:style w:type="character" w:customStyle="1" w:styleId="Heading8Char">
@@ -4665,7 +4665,7 @@
     <w:rsid w:val="00FC693F"/>
     <w:rPr>
       <w:rFonts w:asciiTheme="majorHAnsi" w:eastAsiaTheme="majorEastAsia" w:hAnsiTheme="majorHAnsi" w:cstheme="majorBidi"/>
-      <w:color w:val="4F81BD" w:themeColor="accent1"/>
+      <w:color w:val="000000"/>
       <w:sz w:val="20"/>
       <w:szCs w:val="20"/>
     </w:rPr>
@@ -4681,7 +4681,7 @@
       <w:rFonts w:asciiTheme="majorHAnsi" w:eastAsiaTheme="majorEastAsia" w:hAnsiTheme="majorHAnsi" w:cstheme="majorBidi"/>
       <w:i/>
       <w:iCs/>
-      <w:color w:val="404040" w:themeColor="text1" w:themeTint="BF"/>
+      <w:color w:val="000000"/>
       <w:sz w:val="20"/>
       <w:szCs w:val="20"/>
     </w:rPr>
@@ -4701,7 +4701,7 @@
     <w:rPr>
       <w:b/>
       <w:bCs/>
-      <w:color w:val="4F81BD" w:themeColor="accent1"/>
+      <w:color w:val="000000"/>
       <w:sz w:val="18"/>
       <w:szCs w:val="18"/>
     </w:rPr>
@@ -4748,7 +4748,7 @@
       <w:bCs/>
       <w:i/>
       <w:iCs/>
-      <w:color w:val="4F81BD" w:themeColor="accent1"/>
+      <w:color w:val="000000"/>
     </w:rPr>
   </w:style>
   <w:style w:type="character" w:customStyle="1" w:styleId="IntenseQuoteChar">
@@ -4762,7 +4762,7 @@
       <w:bCs/>
       <w:i/>
       <w:iCs/>
-      <w:color w:val="4F81BD" w:themeColor="accent1"/>
+      <w:color w:val="000000"/>
     </w:rPr>
   </w:style>
   <w:style w:type="character" w:styleId="SubtleEmphasis">
@@ -4774,7 +4774,7 @@
     <w:rPr>
       <w:i/>
       <w:iCs/>
-      <w:color w:val="808080" w:themeColor="text1" w:themeTint="7F"/>
+      <w:color w:val="000000"/>
     </w:rPr>
   </w:style>
   <w:style w:type="character" w:styleId="IntenseEmphasis">
@@ -4788,7 +4788,7 @@
       <w:bCs/>
       <w:i/>
       <w:iCs/>
-      <w:color w:val="4F81BD" w:themeColor="accent1"/>
+      <w:color w:val="000000"/>
     </w:rPr>
   </w:style>
   <w:style w:type="character" w:styleId="SubtleReference">
@@ -4799,7 +4799,7 @@
     <w:rsid w:val="00FC693F"/>
     <w:rPr>
       <w:smallCaps/>
-      <w:color w:val="C0504D" w:themeColor="accent2"/>
+      <w:color w:val="000000"/>
       <w:u w:val="single"/>
     </w:rPr>
   </w:style>
@@ -4813,7 +4813,7 @@
       <w:b/>
       <w:bCs/>
       <w:smallCaps/>
-      <w:color w:val="C0504D" w:themeColor="accent2"/>
+      <w:color w:val="000000"/>
       <w:spacing w:val="5"/>
       <w:u w:val="single"/>
     </w:rPr>
@@ -4879,7 +4879,7 @@
       <w:spacing w:after="0" w:line="240" w:lineRule="auto"/>
     </w:pPr>
     <w:rPr>
-      <w:color w:val="000000" w:themeColor="text1" w:themeShade="BF"/>
+      <w:color w:val="000000"/>
     </w:rPr>
     <w:tblPr>
       <w:tblStyleRowBandSize w:val="1"/>
@@ -4982,7 +4982,7 @@
       <w:spacing w:after="0" w:line="240" w:lineRule="auto"/>
     </w:pPr>
     <w:rPr>
-      <w:color w:val="365F91" w:themeColor="accent1" w:themeShade="BF"/>
+      <w:color w:val="000000"/>
     </w:rPr>
     <w:tblPr>
       <w:tblStyleRowBandSize w:val="1"/>
@@ -5085,7 +5085,7 @@
       <w:spacing w:after="0" w:line="240" w:lineRule="auto"/>
     </w:pPr>
     <w:rPr>
-      <w:color w:val="943634" w:themeColor="accent2" w:themeShade="BF"/>
+      <w:color w:val="000000"/>
     </w:rPr>
     <w:tblPr>
       <w:tblStyleRowBandSize w:val="1"/>
@@ -5188,7 +5188,7 @@
       <w:spacing w:after="0" w:line="240" w:lineRule="auto"/>
     </w:pPr>
     <w:rPr>
-      <w:color w:val="76923C" w:themeColor="accent3" w:themeShade="BF"/>
+      <w:color w:val="000000"/>
     </w:rPr>
     <w:tblPr>
       <w:tblStyleRowBandSize w:val="1"/>
@@ -5291,7 +5291,7 @@
       <w:spacing w:after="0" w:line="240" w:lineRule="auto"/>
     </w:pPr>
     <w:rPr>
-      <w:color w:val="5F497A" w:themeColor="accent4" w:themeShade="BF"/>
+      <w:color w:val="000000"/>
     </w:rPr>
     <w:tblPr>
       <w:tblStyleRowBandSize w:val="1"/>
@@ -5394,7 +5394,7 @@
       <w:spacing w:after="0" w:line="240" w:lineRule="auto"/>
     </w:pPr>
     <w:rPr>
-      <w:color w:val="31849B" w:themeColor="accent5" w:themeShade="BF"/>
+      <w:color w:val="000000"/>
     </w:rPr>
     <w:tblPr>
       <w:tblStyleRowBandSize w:val="1"/>
@@ -5497,7 +5497,7 @@
       <w:spacing w:after="0" w:line="240" w:lineRule="auto"/>
     </w:pPr>
     <w:rPr>
-      <w:color w:val="E36C0A" w:themeColor="accent6" w:themeShade="BF"/>
+      <w:color w:val="000000"/>
     </w:rPr>
     <w:tblPr>
       <w:tblStyleRowBandSize w:val="1"/>
@@ -5623,7 +5623,7 @@
       <w:rPr>
         <w:b/>
         <w:bCs/>
-        <w:color w:val="FFFFFF" w:themeColor="background1"/>
+        <w:color w:val="FFFFFF"/>
       </w:rPr>
       <w:tblPr/>
       <w:tcPr>
@@ -5715,7 +5715,7 @@
       <w:rPr>
         <w:b/>
         <w:bCs/>
-        <w:color w:val="FFFFFF" w:themeColor="background1"/>
+        <w:color w:val="FFFFFF"/>
       </w:rPr>
       <w:tblPr/>
       <w:tcPr>
@@ -5807,7 +5807,7 @@
       <w:rPr>
         <w:b/>
         <w:bCs/>
-        <w:color w:val="FFFFFF" w:themeColor="background1"/>
+        <w:color w:val="FFFFFF"/>
       </w:rPr>
       <w:tblPr/>
       <w:tcPr>
@@ -5899,7 +5899,7 @@
       <w:rPr>
         <w:b/>
         <w:bCs/>
-        <w:color w:val="FFFFFF" w:themeColor="background1"/>
+        <w:color w:val="FFFFFF"/>
       </w:rPr>
       <w:tblPr/>
       <w:tcPr>
@@ -5991,7 +5991,7 @@
       <w:rPr>
         <w:b/>
         <w:bCs/>
-        <w:color w:val="FFFFFF" w:themeColor="background1"/>
+        <w:color w:val="FFFFFF"/>
       </w:rPr>
       <w:tblPr/>
       <w:tcPr>
@@ -6083,7 +6083,7 @@
       <w:rPr>
         <w:b/>
         <w:bCs/>
-        <w:color w:val="FFFFFF" w:themeColor="background1"/>
+        <w:color w:val="FFFFFF"/>
       </w:rPr>
       <w:tblPr/>
       <w:tcPr>
@@ -6175,7 +6175,7 @@
       <w:rPr>
         <w:b/>
         <w:bCs/>
-        <w:color w:val="FFFFFF" w:themeColor="background1"/>
+        <w:color w:val="FFFFFF"/>
       </w:rPr>
       <w:tblPr/>
       <w:tcPr>
@@ -7178,7 +7178,7 @@
       <w:rPr>
         <w:b/>
         <w:bCs/>
-        <w:color w:val="FFFFFF" w:themeColor="background1"/>
+        <w:color w:val="FFFFFF"/>
       </w:rPr>
       <w:tblPr/>
       <w:tcPr>
@@ -7284,7 +7284,7 @@
       <w:rPr>
         <w:b/>
         <w:bCs/>
-        <w:color w:val="FFFFFF" w:themeColor="background1"/>
+        <w:color w:val="FFFFFF"/>
       </w:rPr>
       <w:tblPr/>
       <w:tcPr>
@@ -7390,7 +7390,7 @@
       <w:rPr>
         <w:b/>
         <w:bCs/>
-        <w:color w:val="FFFFFF" w:themeColor="background1"/>
+        <w:color w:val="FFFFFF"/>
       </w:rPr>
       <w:tblPr/>
       <w:tcPr>
@@ -7496,7 +7496,7 @@
       <w:rPr>
         <w:b/>
         <w:bCs/>
-        <w:color w:val="FFFFFF" w:themeColor="background1"/>
+        <w:color w:val="FFFFFF"/>
       </w:rPr>
       <w:tblPr/>
       <w:tcPr>
@@ -7602,7 +7602,7 @@
       <w:rPr>
         <w:b/>
         <w:bCs/>
-        <w:color w:val="FFFFFF" w:themeColor="background1"/>
+        <w:color w:val="FFFFFF"/>
       </w:rPr>
       <w:tblPr/>
       <w:tcPr>
@@ -7708,7 +7708,7 @@
       <w:rPr>
         <w:b/>
         <w:bCs/>
-        <w:color w:val="FFFFFF" w:themeColor="background1"/>
+        <w:color w:val="FFFFFF"/>
       </w:rPr>
       <w:tblPr/>
       <w:tcPr>
@@ -7814,7 +7814,7 @@
       <w:rPr>
         <w:b/>
         <w:bCs/>
-        <w:color w:val="FFFFFF" w:themeColor="background1"/>
+        <w:color w:val="FFFFFF"/>
       </w:rPr>
       <w:tblPr/>
       <w:tcPr>
@@ -7917,7 +7917,7 @@
       <w:rPr>
         <w:b/>
         <w:bCs/>
-        <w:color w:val="FFFFFF" w:themeColor="background1"/>
+        <w:color w:val="FFFFFF"/>
       </w:rPr>
       <w:tblPr/>
       <w:tcPr>
@@ -7956,7 +7956,7 @@
       <w:rPr>
         <w:b/>
         <w:bCs/>
-        <w:color w:val="FFFFFF" w:themeColor="background1"/>
+        <w:color w:val="FFFFFF"/>
       </w:rPr>
       <w:tblPr/>
       <w:tcPr>
@@ -7975,7 +7975,7 @@
       <w:rPr>
         <w:b/>
         <w:bCs/>
-        <w:color w:val="FFFFFF" w:themeColor="background1"/>
+        <w:color w:val="FFFFFF"/>
       </w:rPr>
       <w:tblPr/>
       <w:tcPr>
@@ -8021,7 +8021,7 @@
     </w:tblStylePr>
     <w:tblStylePr w:type="nwCell">
       <w:rPr>
-        <w:color w:val="FFFFFF" w:themeColor="background1"/>
+        <w:color w:val="FFFFFF"/>
       </w:rPr>
       <w:tblPr/>
       <w:tcPr>
@@ -8066,7 +8066,7 @@
       <w:rPr>
         <w:b/>
         <w:bCs/>
-        <w:color w:val="FFFFFF" w:themeColor="background1"/>
+        <w:color w:val="FFFFFF"/>
       </w:rPr>
       <w:tblPr/>
       <w:tcPr>
@@ -8105,7 +8105,7 @@
       <w:rPr>
         <w:b/>
         <w:bCs/>
-        <w:color w:val="FFFFFF" w:themeColor="background1"/>
+        <w:color w:val="FFFFFF"/>
       </w:rPr>
       <w:tblPr/>
       <w:tcPr>
@@ -8124,7 +8124,7 @@
       <w:rPr>
         <w:b/>
         <w:bCs/>
-        <w:color w:val="FFFFFF" w:themeColor="background1"/>
+        <w:color w:val="FFFFFF"/>
       </w:rPr>
       <w:tblPr/>
       <w:tcPr>
@@ -8170,7 +8170,7 @@
     </w:tblStylePr>
     <w:tblStylePr w:type="nwCell">
       <w:rPr>
-        <w:color w:val="FFFFFF" w:themeColor="background1"/>
+        <w:color w:val="FFFFFF"/>
       </w:rPr>
       <w:tblPr/>
       <w:tcPr>
@@ -8215,7 +8215,7 @@
       <w:rPr>
         <w:b/>
         <w:bCs/>
-        <w:color w:val="FFFFFF" w:themeColor="background1"/>
+        <w:color w:val="FFFFFF"/>
       </w:rPr>
       <w:tblPr/>
       <w:tcPr>
@@ -8254,7 +8254,7 @@
       <w:rPr>
         <w:b/>
         <w:bCs/>
-        <w:color w:val="FFFFFF" w:themeColor="background1"/>
+        <w:color w:val="FFFFFF"/>
       </w:rPr>
       <w:tblPr/>
       <w:tcPr>
@@ -8273,7 +8273,7 @@
       <w:rPr>
         <w:b/>
         <w:bCs/>
-        <w:color w:val="FFFFFF" w:themeColor="background1"/>
+        <w:color w:val="FFFFFF"/>
       </w:rPr>
       <w:tblPr/>
       <w:tcPr>
@@ -8319,7 +8319,7 @@
     </w:tblStylePr>
     <w:tblStylePr w:type="nwCell">
       <w:rPr>
-        <w:color w:val="FFFFFF" w:themeColor="background1"/>
+        <w:color w:val="FFFFFF"/>
       </w:rPr>
       <w:tblPr/>
       <w:tcPr>
@@ -8364,7 +8364,7 @@
       <w:rPr>
         <w:b/>
         <w:bCs/>
-        <w:color w:val="FFFFFF" w:themeColor="background1"/>
+        <w:color w:val="FFFFFF"/>
       </w:rPr>
       <w:tblPr/>
       <w:tcPr>
@@ -8403,7 +8403,7 @@
       <w:rPr>
         <w:b/>
         <w:bCs/>
-        <w:color w:val="FFFFFF" w:themeColor="background1"/>
+        <w:color w:val="FFFFFF"/>
       </w:rPr>
       <w:tblPr/>
       <w:tcPr>
@@ -8422,7 +8422,7 @@
       <w:rPr>
         <w:b/>
         <w:bCs/>
-        <w:color w:val="FFFFFF" w:themeColor="background1"/>
+        <w:color w:val="FFFFFF"/>
       </w:rPr>
       <w:tblPr/>
       <w:tcPr>
@@ -8468,7 +8468,7 @@
     </w:tblStylePr>
     <w:tblStylePr w:type="nwCell">
       <w:rPr>
-        <w:color w:val="FFFFFF" w:themeColor="background1"/>
+        <w:color w:val="FFFFFF"/>
       </w:rPr>
       <w:tblPr/>
       <w:tcPr>
@@ -8513,7 +8513,7 @@
       <w:rPr>
         <w:b/>
         <w:bCs/>
-        <w:color w:val="FFFFFF" w:themeColor="background1"/>
+        <w:color w:val="FFFFFF"/>
       </w:rPr>
       <w:tblPr/>
       <w:tcPr>
@@ -8552,7 +8552,7 @@
       <w:rPr>
         <w:b/>
         <w:bCs/>
-        <w:color w:val="FFFFFF" w:themeColor="background1"/>
+        <w:color w:val="FFFFFF"/>
       </w:rPr>
       <w:tblPr/>
       <w:tcPr>
@@ -8571,7 +8571,7 @@
       <w:rPr>
         <w:b/>
         <w:bCs/>
-        <w:color w:val="FFFFFF" w:themeColor="background1"/>
+        <w:color w:val="FFFFFF"/>
       </w:rPr>
       <w:tblPr/>
       <w:tcPr>
@@ -8617,7 +8617,7 @@
     </w:tblStylePr>
     <w:tblStylePr w:type="nwCell">
       <w:rPr>
-        <w:color w:val="FFFFFF" w:themeColor="background1"/>
+        <w:color w:val="FFFFFF"/>
       </w:rPr>
       <w:tblPr/>
       <w:tcPr>
@@ -8662,7 +8662,7 @@
       <w:rPr>
         <w:b/>
         <w:bCs/>
-        <w:color w:val="FFFFFF" w:themeColor="background1"/>
+        <w:color w:val="FFFFFF"/>
       </w:rPr>
       <w:tblPr/>
       <w:tcPr>
@@ -8701,7 +8701,7 @@
       <w:rPr>
         <w:b/>
         <w:bCs/>
-        <w:color w:val="FFFFFF" w:themeColor="background1"/>
+        <w:color w:val="FFFFFF"/>
       </w:rPr>
       <w:tblPr/>
       <w:tcPr>
@@ -8720,7 +8720,7 @@
       <w:rPr>
         <w:b/>
         <w:bCs/>
-        <w:color w:val="FFFFFF" w:themeColor="background1"/>
+        <w:color w:val="FFFFFF"/>
       </w:rPr>
       <w:tblPr/>
       <w:tcPr>
@@ -8766,7 +8766,7 @@
     </w:tblStylePr>
     <w:tblStylePr w:type="nwCell">
       <w:rPr>
-        <w:color w:val="FFFFFF" w:themeColor="background1"/>
+        <w:color w:val="FFFFFF"/>
       </w:rPr>
       <w:tblPr/>
       <w:tcPr>
@@ -8811,7 +8811,7 @@
       <w:rPr>
         <w:b/>
         <w:bCs/>
-        <w:color w:val="FFFFFF" w:themeColor="background1"/>
+        <w:color w:val="FFFFFF"/>
       </w:rPr>
       <w:tblPr/>
       <w:tcPr>
@@ -8850,7 +8850,7 @@
       <w:rPr>
         <w:b/>
         <w:bCs/>
-        <w:color w:val="FFFFFF" w:themeColor="background1"/>
+        <w:color w:val="FFFFFF"/>
       </w:rPr>
       <w:tblPr/>
       <w:tcPr>
@@ -8869,7 +8869,7 @@
       <w:rPr>
         <w:b/>
         <w:bCs/>
-        <w:color w:val="FFFFFF" w:themeColor="background1"/>
+        <w:color w:val="FFFFFF"/>
       </w:rPr>
       <w:tblPr/>
       <w:tcPr>
@@ -8915,7 +8915,7 @@
     </w:tblStylePr>
     <w:tblStylePr w:type="nwCell">
       <w:rPr>
-        <w:color w:val="FFFFFF" w:themeColor="background1"/>
+        <w:color w:val="FFFFFF"/>
       </w:rPr>
       <w:tblPr/>
       <w:tcPr>
@@ -8939,7 +8939,7 @@
       <w:spacing w:after="0" w:line="240" w:lineRule="auto"/>
     </w:pPr>
     <w:rPr>
-      <w:color w:val="000000" w:themeColor="text1"/>
+      <w:color w:val="000000"/>
     </w:rPr>
     <w:tblPr>
       <w:tblStyleRowBandSize w:val="1"/>
@@ -8972,7 +8972,7 @@
       <w:rPr>
         <w:b/>
         <w:bCs/>
-        <w:color w:val="1F497D" w:themeColor="text2"/>
+        <w:color w:val="000000"/>
       </w:rPr>
       <w:tblPr/>
       <w:tcPr>
@@ -9023,7 +9023,7 @@
       <w:spacing w:after="0" w:line="240" w:lineRule="auto"/>
     </w:pPr>
     <w:rPr>
-      <w:color w:val="000000" w:themeColor="text1"/>
+      <w:color w:val="000000"/>
     </w:rPr>
     <w:tblPr>
       <w:tblStyleRowBandSize w:val="1"/>
@@ -9056,7 +9056,7 @@
       <w:rPr>
         <w:b/>
         <w:bCs/>
-        <w:color w:val="1F497D" w:themeColor="text2"/>
+        <w:color w:val="000000"/>
       </w:rPr>
       <w:tblPr/>
       <w:tcPr>
@@ -9107,7 +9107,7 @@
       <w:spacing w:after="0" w:line="240" w:lineRule="auto"/>
     </w:pPr>
     <w:rPr>
-      <w:color w:val="000000" w:themeColor="text1"/>
+      <w:color w:val="000000"/>
     </w:rPr>
     <w:tblPr>
       <w:tblStyleRowBandSize w:val="1"/>
@@ -9140,7 +9140,7 @@
       <w:rPr>
         <w:b/>
         <w:bCs/>
-        <w:color w:val="1F497D" w:themeColor="text2"/>
+        <w:color w:val="000000"/>
       </w:rPr>
       <w:tblPr/>
       <w:tcPr>
@@ -9191,7 +9191,7 @@
       <w:spacing w:after="0" w:line="240" w:lineRule="auto"/>
     </w:pPr>
     <w:rPr>
-      <w:color w:val="000000" w:themeColor="text1"/>
+      <w:color w:val="000000"/>
     </w:rPr>
     <w:tblPr>
       <w:tblStyleRowBandSize w:val="1"/>
@@ -9224,7 +9224,7 @@
       <w:rPr>
         <w:b/>
         <w:bCs/>
-        <w:color w:val="1F497D" w:themeColor="text2"/>
+        <w:color w:val="000000"/>
       </w:rPr>
       <w:tblPr/>
       <w:tcPr>
@@ -9275,7 +9275,7 @@
       <w:spacing w:after="0" w:line="240" w:lineRule="auto"/>
     </w:pPr>
     <w:rPr>
-      <w:color w:val="000000" w:themeColor="text1"/>
+      <w:color w:val="000000"/>
     </w:rPr>
     <w:tblPr>
       <w:tblStyleRowBandSize w:val="1"/>
@@ -9308,7 +9308,7 @@
       <w:rPr>
         <w:b/>
         <w:bCs/>
-        <w:color w:val="1F497D" w:themeColor="text2"/>
+        <w:color w:val="000000"/>
       </w:rPr>
       <w:tblPr/>
       <w:tcPr>
@@ -9359,7 +9359,7 @@
       <w:spacing w:after="0" w:line="240" w:lineRule="auto"/>
     </w:pPr>
     <w:rPr>
-      <w:color w:val="000000" w:themeColor="text1"/>
+      <w:color w:val="000000"/>
     </w:rPr>
     <w:tblPr>
       <w:tblStyleRowBandSize w:val="1"/>
@@ -9392,7 +9392,7 @@
       <w:rPr>
         <w:b/>
         <w:bCs/>
-        <w:color w:val="1F497D" w:themeColor="text2"/>
+        <w:color w:val="000000"/>
       </w:rPr>
       <w:tblPr/>
       <w:tcPr>
@@ -9443,7 +9443,7 @@
       <w:spacing w:after="0" w:line="240" w:lineRule="auto"/>
     </w:pPr>
     <w:rPr>
-      <w:color w:val="000000" w:themeColor="text1"/>
+      <w:color w:val="000000"/>
     </w:rPr>
     <w:tblPr>
       <w:tblStyleRowBandSize w:val="1"/>
@@ -9476,7 +9476,7 @@
       <w:rPr>
         <w:b/>
         <w:bCs/>
-        <w:color w:val="1F497D" w:themeColor="text2"/>
+        <w:color w:val="000000"/>
       </w:rPr>
       <w:tblPr/>
       <w:tcPr>
@@ -9528,7 +9528,7 @@
     </w:pPr>
     <w:rPr>
       <w:rFonts w:asciiTheme="majorHAnsi" w:eastAsiaTheme="majorEastAsia" w:hAnsiTheme="majorHAnsi" w:cstheme="majorBidi"/>
-      <w:color w:val="000000" w:themeColor="text1"/>
+      <w:color w:val="000000"/>
     </w:rPr>
     <w:tblPr>
       <w:tblStyleRowBandSize w:val="1"/>
@@ -9656,7 +9656,7 @@
     </w:pPr>
     <w:rPr>
       <w:rFonts w:asciiTheme="majorHAnsi" w:eastAsiaTheme="majorEastAsia" w:hAnsiTheme="majorHAnsi" w:cstheme="majorBidi"/>
-      <w:color w:val="000000" w:themeColor="text1"/>
+      <w:color w:val="000000"/>
     </w:rPr>
     <w:tblPr>
       <w:tblStyleRowBandSize w:val="1"/>
@@ -9784,7 +9784,7 @@
     </w:pPr>
     <w:rPr>
       <w:rFonts w:asciiTheme="majorHAnsi" w:eastAsiaTheme="majorEastAsia" w:hAnsiTheme="majorHAnsi" w:cstheme="majorBidi"/>
-      <w:color w:val="000000" w:themeColor="text1"/>
+      <w:color w:val="000000"/>
     </w:rPr>
     <w:tblPr>
       <w:tblStyleRowBandSize w:val="1"/>
@@ -9912,7 +9912,7 @@
     </w:pPr>
     <w:rPr>
       <w:rFonts w:asciiTheme="majorHAnsi" w:eastAsiaTheme="majorEastAsia" w:hAnsiTheme="majorHAnsi" w:cstheme="majorBidi"/>
-      <w:color w:val="000000" w:themeColor="text1"/>
+      <w:color w:val="000000"/>
     </w:rPr>
     <w:tblPr>
       <w:tblStyleRowBandSize w:val="1"/>
@@ -10040,7 +10040,7 @@
     </w:pPr>
     <w:rPr>
       <w:rFonts w:asciiTheme="majorHAnsi" w:eastAsiaTheme="majorEastAsia" w:hAnsiTheme="majorHAnsi" w:cstheme="majorBidi"/>
-      <w:color w:val="000000" w:themeColor="text1"/>
+      <w:color w:val="000000"/>
     </w:rPr>
     <w:tblPr>
       <w:tblStyleRowBandSize w:val="1"/>
@@ -10168,7 +10168,7 @@
     </w:pPr>
     <w:rPr>
       <w:rFonts w:asciiTheme="majorHAnsi" w:eastAsiaTheme="majorEastAsia" w:hAnsiTheme="majorHAnsi" w:cstheme="majorBidi"/>
-      <w:color w:val="000000" w:themeColor="text1"/>
+      <w:color w:val="000000"/>
     </w:rPr>
     <w:tblPr>
       <w:tblStyleRowBandSize w:val="1"/>
@@ -10296,7 +10296,7 @@
     </w:pPr>
     <w:rPr>
       <w:rFonts w:asciiTheme="majorHAnsi" w:eastAsiaTheme="majorEastAsia" w:hAnsiTheme="majorHAnsi" w:cstheme="majorBidi"/>
-      <w:color w:val="000000" w:themeColor="text1"/>
+      <w:color w:val="000000"/>
     </w:rPr>
     <w:tblPr>
       <w:tblStyleRowBandSize w:val="1"/>
@@ -10935,7 +10935,7 @@
     </w:pPr>
     <w:rPr>
       <w:rFonts w:asciiTheme="majorHAnsi" w:eastAsiaTheme="majorEastAsia" w:hAnsiTheme="majorHAnsi" w:cstheme="majorBidi"/>
-      <w:color w:val="000000" w:themeColor="text1"/>
+      <w:color w:val="000000"/>
     </w:rPr>
     <w:tblPr>
       <w:tblStyleRowBandSize w:val="1"/>
@@ -10963,7 +10963,7 @@
       <w:rPr>
         <w:b/>
         <w:bCs/>
-        <w:color w:val="000000" w:themeColor="text1"/>
+        <w:color w:val="000000"/>
       </w:rPr>
       <w:tblPr/>
       <w:tcPr>
@@ -10974,7 +10974,7 @@
       <w:rPr>
         <w:b/>
         <w:bCs/>
-        <w:color w:val="000000" w:themeColor="text1"/>
+        <w:color w:val="000000"/>
       </w:rPr>
       <w:tblPr/>
       <w:tcPr>
@@ -10993,7 +10993,7 @@
       <w:rPr>
         <w:b/>
         <w:bCs/>
-        <w:color w:val="000000" w:themeColor="text1"/>
+        <w:color w:val="000000"/>
       </w:rPr>
       <w:tblPr/>
       <w:tcPr>
@@ -11012,7 +11012,7 @@
       <w:rPr>
         <w:b w:val="0"/>
         <w:bCs w:val="0"/>
-        <w:color w:val="000000" w:themeColor="text1"/>
+        <w:color w:val="000000"/>
       </w:rPr>
       <w:tblPr/>
       <w:tcPr>
@@ -11060,7 +11060,7 @@
     </w:pPr>
     <w:rPr>
       <w:rFonts w:asciiTheme="majorHAnsi" w:eastAsiaTheme="majorEastAsia" w:hAnsiTheme="majorHAnsi" w:cstheme="majorBidi"/>
-      <w:color w:val="000000" w:themeColor="text1"/>
+      <w:color w:val="000000"/>
     </w:rPr>
     <w:tblPr>
       <w:tblStyleRowBandSize w:val="1"/>
@@ -11088,7 +11088,7 @@
       <w:rPr>
         <w:b/>
         <w:bCs/>
-        <w:color w:val="000000" w:themeColor="text1"/>
+        <w:color w:val="000000"/>
       </w:rPr>
       <w:tblPr/>
       <w:tcPr>
@@ -11099,7 +11099,7 @@
       <w:rPr>
         <w:b/>
         <w:bCs/>
-        <w:color w:val="000000" w:themeColor="text1"/>
+        <w:color w:val="000000"/>
       </w:rPr>
       <w:tblPr/>
       <w:tcPr>
@@ -11118,7 +11118,7 @@
       <w:rPr>
         <w:b/>
         <w:bCs/>
-        <w:color w:val="000000" w:themeColor="text1"/>
+        <w:color w:val="000000"/>
       </w:rPr>
       <w:tblPr/>
       <w:tcPr>
@@ -11137,7 +11137,7 @@
       <w:rPr>
         <w:b w:val="0"/>
         <w:bCs w:val="0"/>
-        <w:color w:val="000000" w:themeColor="text1"/>
+        <w:color w:val="000000"/>
       </w:rPr>
       <w:tblPr/>
       <w:tcPr>
@@ -11185,7 +11185,7 @@
     </w:pPr>
     <w:rPr>
       <w:rFonts w:asciiTheme="majorHAnsi" w:eastAsiaTheme="majorEastAsia" w:hAnsiTheme="majorHAnsi" w:cstheme="majorBidi"/>
-      <w:color w:val="000000" w:themeColor="text1"/>
+      <w:color w:val="000000"/>
     </w:rPr>
     <w:tblPr>
       <w:tblStyleRowBandSize w:val="1"/>
@@ -11213,7 +11213,7 @@
       <w:rPr>
         <w:b/>
         <w:bCs/>
-        <w:color w:val="000000" w:themeColor="text1"/>
+        <w:color w:val="000000"/>
       </w:rPr>
       <w:tblPr/>
       <w:tcPr>
@@ -11224,7 +11224,7 @@
       <w:rPr>
         <w:b/>
         <w:bCs/>
-        <w:color w:val="000000" w:themeColor="text1"/>
+        <w:color w:val="000000"/>
       </w:rPr>
       <w:tblPr/>
       <w:tcPr>
@@ -11243,7 +11243,7 @@
       <w:rPr>
         <w:b/>
         <w:bCs/>
-        <w:color w:val="000000" w:themeColor="text1"/>
+        <w:color w:val="000000"/>
       </w:rPr>
       <w:tblPr/>
       <w:tcPr>
@@ -11262,7 +11262,7 @@
       <w:rPr>
         <w:b w:val="0"/>
         <w:bCs w:val="0"/>
-        <w:color w:val="000000" w:themeColor="text1"/>
+        <w:color w:val="000000"/>
       </w:rPr>
       <w:tblPr/>
       <w:tcPr>
@@ -11310,7 +11310,7 @@
     </w:pPr>
     <w:rPr>
       <w:rFonts w:asciiTheme="majorHAnsi" w:eastAsiaTheme="majorEastAsia" w:hAnsiTheme="majorHAnsi" w:cstheme="majorBidi"/>
-      <w:color w:val="000000" w:themeColor="text1"/>
+      <w:color w:val="000000"/>
     </w:rPr>
     <w:tblPr>
       <w:tblStyleRowBandSize w:val="1"/>
@@ -11338,7 +11338,7 @@
       <w:rPr>
         <w:b/>
         <w:bCs/>
-        <w:color w:val="000000" w:themeColor="text1"/>
+        <w:color w:val="000000"/>
       </w:rPr>
       <w:tblPr/>
       <w:tcPr>
@@ -11349,7 +11349,7 @@
       <w:rPr>
         <w:b/>
         <w:bCs/>
-        <w:color w:val="000000" w:themeColor="text1"/>
+        <w:color w:val="000000"/>
       </w:rPr>
       <w:tblPr/>
       <w:tcPr>
@@ -11368,7 +11368,7 @@
       <w:rPr>
         <w:b/>
         <w:bCs/>
-        <w:color w:val="000000" w:themeColor="text1"/>
+        <w:color w:val="000000"/>
       </w:rPr>
       <w:tblPr/>
       <w:tcPr>
@@ -11387,7 +11387,7 @@
       <w:rPr>
         <w:b w:val="0"/>
         <w:bCs w:val="0"/>
-        <w:color w:val="000000" w:themeColor="text1"/>
+        <w:color w:val="000000"/>
       </w:rPr>
       <w:tblPr/>
       <w:tcPr>
@@ -11435,7 +11435,7 @@
     </w:pPr>
     <w:rPr>
       <w:rFonts w:asciiTheme="majorHAnsi" w:eastAsiaTheme="majorEastAsia" w:hAnsiTheme="majorHAnsi" w:cstheme="majorBidi"/>
-      <w:color w:val="000000" w:themeColor="text1"/>
+      <w:color w:val="000000"/>
     </w:rPr>
     <w:tblPr>
       <w:tblStyleRowBandSize w:val="1"/>
@@ -11463,7 +11463,7 @@
       <w:rPr>
         <w:b/>
         <w:bCs/>
-        <w:color w:val="000000" w:themeColor="text1"/>
+        <w:color w:val="000000"/>
       </w:rPr>
       <w:tblPr/>
       <w:tcPr>
@@ -11474,7 +11474,7 @@
       <w:rPr>
         <w:b/>
         <w:bCs/>
-        <w:color w:val="000000" w:themeColor="text1"/>
+        <w:color w:val="000000"/>
       </w:rPr>
       <w:tblPr/>
       <w:tcPr>
@@ -11493,7 +11493,7 @@
       <w:rPr>
         <w:b/>
         <w:bCs/>
-        <w:color w:val="000000" w:themeColor="text1"/>
+        <w:color w:val="000000"/>
       </w:rPr>
       <w:tblPr/>
       <w:tcPr>
@@ -11512,7 +11512,7 @@
       <w:rPr>
         <w:b w:val="0"/>
         <w:bCs w:val="0"/>
-        <w:color w:val="000000" w:themeColor="text1"/>
+        <w:color w:val="000000"/>
       </w:rPr>
       <w:tblPr/>
       <w:tcPr>
@@ -11560,7 +11560,7 @@
     </w:pPr>
     <w:rPr>
       <w:rFonts w:asciiTheme="majorHAnsi" w:eastAsiaTheme="majorEastAsia" w:hAnsiTheme="majorHAnsi" w:cstheme="majorBidi"/>
-      <w:color w:val="000000" w:themeColor="text1"/>
+      <w:color w:val="000000"/>
     </w:rPr>
     <w:tblPr>
       <w:tblStyleRowBandSize w:val="1"/>
@@ -11588,7 +11588,7 @@
       <w:rPr>
         <w:b/>
         <w:bCs/>
-        <w:color w:val="000000" w:themeColor="text1"/>
+        <w:color w:val="000000"/>
       </w:rPr>
       <w:tblPr/>
       <w:tcPr>
@@ -11599,7 +11599,7 @@
       <w:rPr>
         <w:b/>
         <w:bCs/>
-        <w:color w:val="000000" w:themeColor="text1"/>
+        <w:color w:val="000000"/>
       </w:rPr>
       <w:tblPr/>
       <w:tcPr>
@@ -11618,7 +11618,7 @@
       <w:rPr>
         <w:b/>
         <w:bCs/>
-        <w:color w:val="000000" w:themeColor="text1"/>
+        <w:color w:val="000000"/>
       </w:rPr>
       <w:tblPr/>
       <w:tcPr>
@@ -11637,7 +11637,7 @@
       <w:rPr>
         <w:b w:val="0"/>
         <w:bCs w:val="0"/>
-        <w:color w:val="000000" w:themeColor="text1"/>
+        <w:color w:val="000000"/>
       </w:rPr>
       <w:tblPr/>
       <w:tcPr>
@@ -11685,7 +11685,7 @@
     </w:pPr>
     <w:rPr>
       <w:rFonts w:asciiTheme="majorHAnsi" w:eastAsiaTheme="majorEastAsia" w:hAnsiTheme="majorHAnsi" w:cstheme="majorBidi"/>
-      <w:color w:val="000000" w:themeColor="text1"/>
+      <w:color w:val="000000"/>
     </w:rPr>
     <w:tblPr>
       <w:tblStyleRowBandSize w:val="1"/>
@@ -11713,7 +11713,7 @@
       <w:rPr>
         <w:b/>
         <w:bCs/>
-        <w:color w:val="000000" w:themeColor="text1"/>
+        <w:color w:val="000000"/>
       </w:rPr>
       <w:tblPr/>
       <w:tcPr>
@@ -11724,7 +11724,7 @@
       <w:rPr>
         <w:b/>
         <w:bCs/>
-        <w:color w:val="000000" w:themeColor="text1"/>
+        <w:color w:val="000000"/>
       </w:rPr>
       <w:tblPr/>
       <w:tcPr>
@@ -11743,7 +11743,7 @@
       <w:rPr>
         <w:b/>
         <w:bCs/>
-        <w:color w:val="000000" w:themeColor="text1"/>
+        <w:color w:val="000000"/>
       </w:rPr>
       <w:tblPr/>
       <w:tcPr>
@@ -11762,7 +11762,7 @@
       <w:rPr>
         <w:b w:val="0"/>
         <w:bCs w:val="0"/>
-        <w:color w:val="000000" w:themeColor="text1"/>
+        <w:color w:val="000000"/>
       </w:rPr>
       <w:tblPr/>
       <w:tcPr>
@@ -11836,7 +11836,7 @@
         <w:bCs/>
         <w:i w:val="0"/>
         <w:iCs w:val="0"/>
-        <w:color w:val="FFFFFF" w:themeColor="background1"/>
+        <w:color w:val="FFFFFF"/>
       </w:rPr>
       <w:tblPr/>
       <w:tcPr>
@@ -11857,7 +11857,7 @@
         <w:bCs/>
         <w:i w:val="0"/>
         <w:iCs w:val="0"/>
-        <w:color w:val="FFFFFF" w:themeColor="background1"/>
+        <w:color w:val="FFFFFF"/>
       </w:rPr>
       <w:tblPr/>
       <w:tcPr>
@@ -11878,7 +11878,7 @@
         <w:bCs/>
         <w:i w:val="0"/>
         <w:iCs w:val="0"/>
-        <w:color w:val="FFFFFF" w:themeColor="background1"/>
+        <w:color w:val="FFFFFF"/>
       </w:rPr>
       <w:tblPr/>
       <w:tcPr>
@@ -11897,7 +11897,7 @@
         <w:bCs/>
         <w:i w:val="0"/>
         <w:iCs w:val="0"/>
-        <w:color w:val="FFFFFF" w:themeColor="background1"/>
+        <w:color w:val="FFFFFF"/>
       </w:rPr>
       <w:tblPr/>
       <w:tcPr>
@@ -11977,7 +11977,7 @@
         <w:bCs/>
         <w:i w:val="0"/>
         <w:iCs w:val="0"/>
-        <w:color w:val="FFFFFF" w:themeColor="background1"/>
+        <w:color w:val="FFFFFF"/>
       </w:rPr>
       <w:tblPr/>
       <w:tcPr>
@@ -11998,7 +11998,7 @@
         <w:bCs/>
         <w:i w:val="0"/>
         <w:iCs w:val="0"/>
-        <w:color w:val="FFFFFF" w:themeColor="background1"/>
+        <w:color w:val="FFFFFF"/>
       </w:rPr>
       <w:tblPr/>
       <w:tcPr>
@@ -12019,7 +12019,7 @@
         <w:bCs/>
         <w:i w:val="0"/>
         <w:iCs w:val="0"/>
-        <w:color w:val="FFFFFF" w:themeColor="background1"/>
+        <w:color w:val="FFFFFF"/>
       </w:rPr>
       <w:tblPr/>
       <w:tcPr>
@@ -12038,7 +12038,7 @@
         <w:bCs/>
         <w:i w:val="0"/>
         <w:iCs w:val="0"/>
-        <w:color w:val="FFFFFF" w:themeColor="background1"/>
+        <w:color w:val="FFFFFF"/>
       </w:rPr>
       <w:tblPr/>
       <w:tcPr>
@@ -12118,7 +12118,7 @@
         <w:bCs/>
         <w:i w:val="0"/>
         <w:iCs w:val="0"/>
-        <w:color w:val="FFFFFF" w:themeColor="background1"/>
+        <w:color w:val="FFFFFF"/>
       </w:rPr>
       <w:tblPr/>
       <w:tcPr>
@@ -12139,7 +12139,7 @@
         <w:bCs/>
         <w:i w:val="0"/>
         <w:iCs w:val="0"/>
-        <w:color w:val="FFFFFF" w:themeColor="background1"/>
+        <w:color w:val="FFFFFF"/>
       </w:rPr>
       <w:tblPr/>
       <w:tcPr>
@@ -12160,7 +12160,7 @@
         <w:bCs/>
         <w:i w:val="0"/>
         <w:iCs w:val="0"/>
-        <w:color w:val="FFFFFF" w:themeColor="background1"/>
+        <w:color w:val="FFFFFF"/>
       </w:rPr>
       <w:tblPr/>
       <w:tcPr>
@@ -12179,7 +12179,7 @@
         <w:bCs/>
         <w:i w:val="0"/>
         <w:iCs w:val="0"/>
-        <w:color w:val="FFFFFF" w:themeColor="background1"/>
+        <w:color w:val="FFFFFF"/>
       </w:rPr>
       <w:tblPr/>
       <w:tcPr>
@@ -12259,7 +12259,7 @@
         <w:bCs/>
         <w:i w:val="0"/>
         <w:iCs w:val="0"/>
-        <w:color w:val="FFFFFF" w:themeColor="background1"/>
+        <w:color w:val="FFFFFF"/>
       </w:rPr>
       <w:tblPr/>
       <w:tcPr>
@@ -12280,7 +12280,7 @@
         <w:bCs/>
         <w:i w:val="0"/>
         <w:iCs w:val="0"/>
-        <w:color w:val="FFFFFF" w:themeColor="background1"/>
+        <w:color w:val="FFFFFF"/>
       </w:rPr>
       <w:tblPr/>
       <w:tcPr>
@@ -12301,7 +12301,7 @@
         <w:bCs/>
         <w:i w:val="0"/>
         <w:iCs w:val="0"/>
-        <w:color w:val="FFFFFF" w:themeColor="background1"/>
+        <w:color w:val="FFFFFF"/>
       </w:rPr>
       <w:tblPr/>
       <w:tcPr>
@@ -12320,7 +12320,7 @@
         <w:bCs/>
         <w:i w:val="0"/>
         <w:iCs w:val="0"/>
-        <w:color w:val="FFFFFF" w:themeColor="background1"/>
+        <w:color w:val="FFFFFF"/>
       </w:rPr>
       <w:tblPr/>
       <w:tcPr>
@@ -12400,7 +12400,7 @@
         <w:bCs/>
         <w:i w:val="0"/>
         <w:iCs w:val="0"/>
-        <w:color w:val="FFFFFF" w:themeColor="background1"/>
+        <w:color w:val="FFFFFF"/>
       </w:rPr>
       <w:tblPr/>
       <w:tcPr>
@@ -12421,7 +12421,7 @@
         <w:bCs/>
         <w:i w:val="0"/>
         <w:iCs w:val="0"/>
-        <w:color w:val="FFFFFF" w:themeColor="background1"/>
+        <w:color w:val="FFFFFF"/>
       </w:rPr>
       <w:tblPr/>
       <w:tcPr>
@@ -12442,7 +12442,7 @@
         <w:bCs/>
         <w:i w:val="0"/>
         <w:iCs w:val="0"/>
-        <w:color w:val="FFFFFF" w:themeColor="background1"/>
+        <w:color w:val="FFFFFF"/>
       </w:rPr>
       <w:tblPr/>
       <w:tcPr>
@@ -12461,7 +12461,7 @@
         <w:bCs/>
         <w:i w:val="0"/>
         <w:iCs w:val="0"/>
-        <w:color w:val="FFFFFF" w:themeColor="background1"/>
+        <w:color w:val="FFFFFF"/>
       </w:rPr>
       <w:tblPr/>
       <w:tcPr>
@@ -12541,7 +12541,7 @@
         <w:bCs/>
         <w:i w:val="0"/>
         <w:iCs w:val="0"/>
-        <w:color w:val="FFFFFF" w:themeColor="background1"/>
+        <w:color w:val="FFFFFF"/>
       </w:rPr>
       <w:tblPr/>
       <w:tcPr>
@@ -12562,7 +12562,7 @@
         <w:bCs/>
         <w:i w:val="0"/>
         <w:iCs w:val="0"/>
-        <w:color w:val="FFFFFF" w:themeColor="background1"/>
+        <w:color w:val="FFFFFF"/>
       </w:rPr>
       <w:tblPr/>
       <w:tcPr>
@@ -12583,7 +12583,7 @@
         <w:bCs/>
         <w:i w:val="0"/>
         <w:iCs w:val="0"/>
-        <w:color w:val="FFFFFF" w:themeColor="background1"/>
+        <w:color w:val="FFFFFF"/>
       </w:rPr>
       <w:tblPr/>
       <w:tcPr>
@@ -12602,7 +12602,7 @@
         <w:bCs/>
         <w:i w:val="0"/>
         <w:iCs w:val="0"/>
-        <w:color w:val="FFFFFF" w:themeColor="background1"/>
+        <w:color w:val="FFFFFF"/>
       </w:rPr>
       <w:tblPr/>
       <w:tcPr>
@@ -12682,7 +12682,7 @@
         <w:bCs/>
         <w:i w:val="0"/>
         <w:iCs w:val="0"/>
-        <w:color w:val="FFFFFF" w:themeColor="background1"/>
+        <w:color w:val="FFFFFF"/>
       </w:rPr>
       <w:tblPr/>
       <w:tcPr>
@@ -12703,7 +12703,7 @@
         <w:bCs/>
         <w:i w:val="0"/>
         <w:iCs w:val="0"/>
-        <w:color w:val="FFFFFF" w:themeColor="background1"/>
+        <w:color w:val="FFFFFF"/>
       </w:rPr>
       <w:tblPr/>
       <w:tcPr>
@@ -12724,7 +12724,7 @@
         <w:bCs/>
         <w:i w:val="0"/>
         <w:iCs w:val="0"/>
-        <w:color w:val="FFFFFF" w:themeColor="background1"/>
+        <w:color w:val="FFFFFF"/>
       </w:rPr>
       <w:tblPr/>
       <w:tcPr>
@@ -12743,7 +12743,7 @@
         <w:bCs/>
         <w:i w:val="0"/>
         <w:iCs w:val="0"/>
-        <w:color w:val="FFFFFF" w:themeColor="background1"/>
+        <w:color w:val="FFFFFF"/>
       </w:rPr>
       <w:tblPr/>
       <w:tcPr>
@@ -12796,7 +12796,7 @@
       <w:spacing w:after="0" w:line="240" w:lineRule="auto"/>
     </w:pPr>
     <w:rPr>
-      <w:color w:val="FFFFFF" w:themeColor="background1"/>
+      <w:color w:val="FFFFFF"/>
     </w:rPr>
     <w:tblPr>
       <w:tblStyleRowBandSize w:val="1"/>
@@ -12910,7 +12910,7 @@
       <w:spacing w:after="0" w:line="240" w:lineRule="auto"/>
     </w:pPr>
     <w:rPr>
-      <w:color w:val="FFFFFF" w:themeColor="background1"/>
+      <w:color w:val="FFFFFF"/>
     </w:rPr>
     <w:tblPr>
       <w:tblStyleRowBandSize w:val="1"/>
@@ -13024,7 +13024,7 @@
       <w:spacing w:after="0" w:line="240" w:lineRule="auto"/>
     </w:pPr>
     <w:rPr>
-      <w:color w:val="FFFFFF" w:themeColor="background1"/>
+      <w:color w:val="FFFFFF"/>
     </w:rPr>
     <w:tblPr>
       <w:tblStyleRowBandSize w:val="1"/>
@@ -13138,7 +13138,7 @@
       <w:spacing w:after="0" w:line="240" w:lineRule="auto"/>
     </w:pPr>
     <w:rPr>
-      <w:color w:val="FFFFFF" w:themeColor="background1"/>
+      <w:color w:val="FFFFFF"/>
     </w:rPr>
     <w:tblPr>
       <w:tblStyleRowBandSize w:val="1"/>
@@ -13252,7 +13252,7 @@
       <w:spacing w:after="0" w:line="240" w:lineRule="auto"/>
     </w:pPr>
     <w:rPr>
-      <w:color w:val="FFFFFF" w:themeColor="background1"/>
+      <w:color w:val="FFFFFF"/>
     </w:rPr>
     <w:tblPr>
       <w:tblStyleRowBandSize w:val="1"/>
@@ -13366,7 +13366,7 @@
       <w:spacing w:after="0" w:line="240" w:lineRule="auto"/>
     </w:pPr>
     <w:rPr>
-      <w:color w:val="FFFFFF" w:themeColor="background1"/>
+      <w:color w:val="FFFFFF"/>
     </w:rPr>
     <w:tblPr>
       <w:tblStyleRowBandSize w:val="1"/>
@@ -13480,7 +13480,7 @@
       <w:spacing w:after="0" w:line="240" w:lineRule="auto"/>
     </w:pPr>
     <w:rPr>
-      <w:color w:val="FFFFFF" w:themeColor="background1"/>
+      <w:color w:val="FFFFFF"/>
     </w:rPr>
     <w:tblPr>
       <w:tblStyleRowBandSize w:val="1"/>
@@ -13594,7 +13594,7 @@
       <w:spacing w:after="0" w:line="240" w:lineRule="auto"/>
     </w:pPr>
     <w:rPr>
-      <w:color w:val="000000" w:themeColor="text1"/>
+      <w:color w:val="000000"/>
     </w:rPr>
     <w:tblPr>
       <w:tblStyleRowBandSize w:val="1"/>
@@ -13640,7 +13640,7 @@
       <w:rPr>
         <w:b/>
         <w:bCs/>
-        <w:color w:val="FFFFFF" w:themeColor="background1"/>
+        <w:color w:val="FFFFFF"/>
       </w:rPr>
       <w:tblPr/>
       <w:tcPr>
@@ -13652,7 +13652,7 @@
     </w:tblStylePr>
     <w:tblStylePr w:type="firstCol">
       <w:rPr>
-        <w:color w:val="FFFFFF" w:themeColor="background1"/>
+        <w:color w:val="FFFFFF"/>
       </w:rPr>
       <w:tblPr/>
       <w:tcPr>
@@ -13669,7 +13669,7 @@
     </w:tblStylePr>
     <w:tblStylePr w:type="lastCol">
       <w:rPr>
-        <w:color w:val="FFFFFF" w:themeColor="background1"/>
+        <w:color w:val="FFFFFF"/>
       </w:rPr>
       <w:tblPr/>
       <w:tcPr>
@@ -13698,12 +13698,12 @@
     </w:tblStylePr>
     <w:tblStylePr w:type="neCell">
       <w:rPr>
-        <w:color w:val="000000" w:themeColor="text1"/>
+        <w:color w:val="000000"/>
       </w:rPr>
     </w:tblStylePr>
     <w:tblStylePr w:type="nwCell">
       <w:rPr>
-        <w:color w:val="000000" w:themeColor="text1"/>
+        <w:color w:val="000000"/>
       </w:rPr>
     </w:tblStylePr>
   </w:style>
@@ -13716,7 +13716,7 @@
       <w:spacing w:after="0" w:line="240" w:lineRule="auto"/>
     </w:pPr>
     <w:rPr>
-      <w:color w:val="000000" w:themeColor="text1"/>
+      <w:color w:val="000000"/>
     </w:rPr>
     <w:tblPr>
       <w:tblStyleRowBandSize w:val="1"/>
@@ -13762,7 +13762,7 @@
       <w:rPr>
         <w:b/>
         <w:bCs/>
-        <w:color w:val="FFFFFF" w:themeColor="background1"/>
+        <w:color w:val="FFFFFF"/>
       </w:rPr>
       <w:tblPr/>
       <w:tcPr>
@@ -13774,7 +13774,7 @@
     </w:tblStylePr>
     <w:tblStylePr w:type="firstCol">
       <w:rPr>
-        <w:color w:val="FFFFFF" w:themeColor="background1"/>
+        <w:color w:val="FFFFFF"/>
       </w:rPr>
       <w:tblPr/>
       <w:tcPr>
@@ -13791,7 +13791,7 @@
     </w:tblStylePr>
     <w:tblStylePr w:type="lastCol">
       <w:rPr>
-        <w:color w:val="FFFFFF" w:themeColor="background1"/>
+        <w:color w:val="FFFFFF"/>
       </w:rPr>
       <w:tblPr/>
       <w:tcPr>
@@ -13820,12 +13820,12 @@
     </w:tblStylePr>
     <w:tblStylePr w:type="neCell">
       <w:rPr>
-        <w:color w:val="000000" w:themeColor="text1"/>
+        <w:color w:val="000000"/>
       </w:rPr>
     </w:tblStylePr>
     <w:tblStylePr w:type="nwCell">
       <w:rPr>
-        <w:color w:val="000000" w:themeColor="text1"/>
+        <w:color w:val="000000"/>
       </w:rPr>
     </w:tblStylePr>
   </w:style>
@@ -13838,7 +13838,7 @@
       <w:spacing w:after="0" w:line="240" w:lineRule="auto"/>
     </w:pPr>
     <w:rPr>
-      <w:color w:val="000000" w:themeColor="text1"/>
+      <w:color w:val="000000"/>
     </w:rPr>
     <w:tblPr>
       <w:tblStyleRowBandSize w:val="1"/>
@@ -13884,7 +13884,7 @@
       <w:rPr>
         <w:b/>
         <w:bCs/>
-        <w:color w:val="FFFFFF" w:themeColor="background1"/>
+        <w:color w:val="FFFFFF"/>
       </w:rPr>
       <w:tblPr/>
       <w:tcPr>
@@ -13896,7 +13896,7 @@
     </w:tblStylePr>
     <w:tblStylePr w:type="firstCol">
       <w:rPr>
-        <w:color w:val="FFFFFF" w:themeColor="background1"/>
+        <w:color w:val="FFFFFF"/>
       </w:rPr>
       <w:tblPr/>
       <w:tcPr>
@@ -13913,7 +13913,7 @@
     </w:tblStylePr>
     <w:tblStylePr w:type="lastCol">
       <w:rPr>
-        <w:color w:val="FFFFFF" w:themeColor="background1"/>
+        <w:color w:val="FFFFFF"/>
       </w:rPr>
       <w:tblPr/>
       <w:tcPr>
@@ -13942,12 +13942,12 @@
     </w:tblStylePr>
     <w:tblStylePr w:type="neCell">
       <w:rPr>
-        <w:color w:val="000000" w:themeColor="text1"/>
+        <w:color w:val="000000"/>
       </w:rPr>
     </w:tblStylePr>
     <w:tblStylePr w:type="nwCell">
       <w:rPr>
-        <w:color w:val="000000" w:themeColor="text1"/>
+        <w:color w:val="000000"/>
       </w:rPr>
     </w:tblStylePr>
   </w:style>
@@ -13960,7 +13960,7 @@
       <w:spacing w:after="0" w:line="240" w:lineRule="auto"/>
     </w:pPr>
     <w:rPr>
-      <w:color w:val="000000" w:themeColor="text1"/>
+      <w:color w:val="000000"/>
     </w:rPr>
     <w:tblPr>
       <w:tblStyleRowBandSize w:val="1"/>
@@ -14006,7 +14006,7 @@
       <w:rPr>
         <w:b/>
         <w:bCs/>
-        <w:color w:val="FFFFFF" w:themeColor="background1"/>
+        <w:color w:val="FFFFFF"/>
       </w:rPr>
       <w:tblPr/>
       <w:tcPr>
@@ -14018,7 +14018,7 @@
     </w:tblStylePr>
     <w:tblStylePr w:type="firstCol">
       <w:rPr>
-        <w:color w:val="FFFFFF" w:themeColor="background1"/>
+        <w:color w:val="FFFFFF"/>
       </w:rPr>
       <w:tblPr/>
       <w:tcPr>
@@ -14035,7 +14035,7 @@
     </w:tblStylePr>
     <w:tblStylePr w:type="lastCol">
       <w:rPr>
-        <w:color w:val="FFFFFF" w:themeColor="background1"/>
+        <w:color w:val="FFFFFF"/>
       </w:rPr>
       <w:tblPr/>
       <w:tcPr>
@@ -14072,7 +14072,7 @@
       <w:spacing w:after="0" w:line="240" w:lineRule="auto"/>
     </w:pPr>
     <w:rPr>
-      <w:color w:val="000000" w:themeColor="text1"/>
+      <w:color w:val="000000"/>
     </w:rPr>
     <w:tblPr>
       <w:tblStyleRowBandSize w:val="1"/>
@@ -14118,7 +14118,7 @@
       <w:rPr>
         <w:b/>
         <w:bCs/>
-        <w:color w:val="FFFFFF" w:themeColor="background1"/>
+        <w:color w:val="FFFFFF"/>
       </w:rPr>
       <w:tblPr/>
       <w:tcPr>
@@ -14130,7 +14130,7 @@
     </w:tblStylePr>
     <w:tblStylePr w:type="firstCol">
       <w:rPr>
-        <w:color w:val="FFFFFF" w:themeColor="background1"/>
+        <w:color w:val="FFFFFF"/>
       </w:rPr>
       <w:tblPr/>
       <w:tcPr>
@@ -14147,7 +14147,7 @@
     </w:tblStylePr>
     <w:tblStylePr w:type="lastCol">
       <w:rPr>
-        <w:color w:val="FFFFFF" w:themeColor="background1"/>
+        <w:color w:val="FFFFFF"/>
       </w:rPr>
       <w:tblPr/>
       <w:tcPr>
@@ -14176,12 +14176,12 @@
     </w:tblStylePr>
     <w:tblStylePr w:type="neCell">
       <w:rPr>
-        <w:color w:val="000000" w:themeColor="text1"/>
+        <w:color w:val="000000"/>
       </w:rPr>
     </w:tblStylePr>
     <w:tblStylePr w:type="nwCell">
       <w:rPr>
-        <w:color w:val="000000" w:themeColor="text1"/>
+        <w:color w:val="000000"/>
       </w:rPr>
     </w:tblStylePr>
   </w:style>
@@ -14194,7 +14194,7 @@
       <w:spacing w:after="0" w:line="240" w:lineRule="auto"/>
     </w:pPr>
     <w:rPr>
-      <w:color w:val="000000" w:themeColor="text1"/>
+      <w:color w:val="000000"/>
     </w:rPr>
     <w:tblPr>
       <w:tblStyleRowBandSize w:val="1"/>
@@ -14240,7 +14240,7 @@
       <w:rPr>
         <w:b/>
         <w:bCs/>
-        <w:color w:val="FFFFFF" w:themeColor="background1"/>
+        <w:color w:val="FFFFFF"/>
       </w:rPr>
       <w:tblPr/>
       <w:tcPr>
@@ -14252,7 +14252,7 @@
     </w:tblStylePr>
     <w:tblStylePr w:type="firstCol">
       <w:rPr>
-        <w:color w:val="FFFFFF" w:themeColor="background1"/>
+        <w:color w:val="FFFFFF"/>
       </w:rPr>
       <w:tblPr/>
       <w:tcPr>
@@ -14269,7 +14269,7 @@
     </w:tblStylePr>
     <w:tblStylePr w:type="lastCol">
       <w:rPr>
-        <w:color w:val="FFFFFF" w:themeColor="background1"/>
+        <w:color w:val="FFFFFF"/>
       </w:rPr>
       <w:tblPr/>
       <w:tcPr>
@@ -14298,12 +14298,12 @@
     </w:tblStylePr>
     <w:tblStylePr w:type="neCell">
       <w:rPr>
-        <w:color w:val="000000" w:themeColor="text1"/>
+        <w:color w:val="000000"/>
       </w:rPr>
     </w:tblStylePr>
     <w:tblStylePr w:type="nwCell">
       <w:rPr>
-        <w:color w:val="000000" w:themeColor="text1"/>
+        <w:color w:val="000000"/>
       </w:rPr>
     </w:tblStylePr>
   </w:style>
@@ -14316,7 +14316,7 @@
       <w:spacing w:after="0" w:line="240" w:lineRule="auto"/>
     </w:pPr>
     <w:rPr>
-      <w:color w:val="000000" w:themeColor="text1"/>
+      <w:color w:val="000000"/>
     </w:rPr>
     <w:tblPr>
       <w:tblStyleRowBandSize w:val="1"/>
@@ -14362,7 +14362,7 @@
       <w:rPr>
         <w:b/>
         <w:bCs/>
-        <w:color w:val="FFFFFF" w:themeColor="background1"/>
+        <w:color w:val="FFFFFF"/>
       </w:rPr>
       <w:tblPr/>
       <w:tcPr>
@@ -14374,7 +14374,7 @@
     </w:tblStylePr>
     <w:tblStylePr w:type="firstCol">
       <w:rPr>
-        <w:color w:val="FFFFFF" w:themeColor="background1"/>
+        <w:color w:val="FFFFFF"/>
       </w:rPr>
       <w:tblPr/>
       <w:tcPr>
@@ -14391,7 +14391,7 @@
     </w:tblStylePr>
     <w:tblStylePr w:type="lastCol">
       <w:rPr>
-        <w:color w:val="FFFFFF" w:themeColor="background1"/>
+        <w:color w:val="FFFFFF"/>
       </w:rPr>
       <w:tblPr/>
       <w:tcPr>
@@ -14420,12 +14420,12 @@
     </w:tblStylePr>
     <w:tblStylePr w:type="neCell">
       <w:rPr>
-        <w:color w:val="000000" w:themeColor="text1"/>
+        <w:color w:val="000000"/>
       </w:rPr>
     </w:tblStylePr>
     <w:tblStylePr w:type="nwCell">
       <w:rPr>
-        <w:color w:val="000000" w:themeColor="text1"/>
+        <w:color w:val="000000"/>
       </w:rPr>
     </w:tblStylePr>
   </w:style>
@@ -14438,7 +14438,7 @@
       <w:spacing w:after="0" w:line="240" w:lineRule="auto"/>
     </w:pPr>
     <w:rPr>
-      <w:color w:val="000000" w:themeColor="text1"/>
+      <w:color w:val="000000"/>
     </w:rPr>
     <w:tblPr>
       <w:tblStyleRowBandSize w:val="1"/>
@@ -14458,7 +14458,7 @@
       <w:rPr>
         <w:b/>
         <w:bCs/>
-        <w:color w:val="FFFFFF" w:themeColor="background1"/>
+        <w:color w:val="FFFFFF"/>
       </w:rPr>
       <w:tblPr/>
       <w:tcPr>
@@ -14472,7 +14472,7 @@
       <w:rPr>
         <w:b/>
         <w:bCs/>
-        <w:color w:val="9E3A38" w:themeColor="accent2" w:themeShade="CC"/>
+        <w:color w:val="000000"/>
       </w:rPr>
       <w:tblPr/>
       <w:tcPr>
@@ -14524,7 +14524,7 @@
       <w:spacing w:after="0" w:line="240" w:lineRule="auto"/>
     </w:pPr>
     <w:rPr>
-      <w:color w:val="000000" w:themeColor="text1"/>
+      <w:color w:val="000000"/>
     </w:rPr>
     <w:tblPr>
       <w:tblStyleRowBandSize w:val="1"/>
@@ -14544,7 +14544,7 @@
       <w:rPr>
         <w:b/>
         <w:bCs/>
-        <w:color w:val="FFFFFF" w:themeColor="background1"/>
+        <w:color w:val="FFFFFF"/>
       </w:rPr>
       <w:tblPr/>
       <w:tcPr>
@@ -14558,7 +14558,7 @@
       <w:rPr>
         <w:b/>
         <w:bCs/>
-        <w:color w:val="9E3A38" w:themeColor="accent2" w:themeShade="CC"/>
+        <w:color w:val="000000"/>
       </w:rPr>
       <w:tblPr/>
       <w:tcPr>
@@ -14610,7 +14610,7 @@
       <w:spacing w:after="0" w:line="240" w:lineRule="auto"/>
     </w:pPr>
     <w:rPr>
-      <w:color w:val="000000" w:themeColor="text1"/>
+      <w:color w:val="000000"/>
     </w:rPr>
     <w:tblPr>
       <w:tblStyleRowBandSize w:val="1"/>
@@ -14630,7 +14630,7 @@
       <w:rPr>
         <w:b/>
         <w:bCs/>
-        <w:color w:val="FFFFFF" w:themeColor="background1"/>
+        <w:color w:val="FFFFFF"/>
       </w:rPr>
       <w:tblPr/>
       <w:tcPr>
@@ -14644,7 +14644,7 @@
       <w:rPr>
         <w:b/>
         <w:bCs/>
-        <w:color w:val="9E3A38" w:themeColor="accent2" w:themeShade="CC"/>
+        <w:color w:val="000000"/>
       </w:rPr>
       <w:tblPr/>
       <w:tcPr>
@@ -14696,7 +14696,7 @@
       <w:spacing w:after="0" w:line="240" w:lineRule="auto"/>
     </w:pPr>
     <w:rPr>
-      <w:color w:val="000000" w:themeColor="text1"/>
+      <w:color w:val="000000"/>
     </w:rPr>
     <w:tblPr>
       <w:tblStyleRowBandSize w:val="1"/>
@@ -14716,7 +14716,7 @@
       <w:rPr>
         <w:b/>
         <w:bCs/>
-        <w:color w:val="FFFFFF" w:themeColor="background1"/>
+        <w:color w:val="FFFFFF"/>
       </w:rPr>
       <w:tblPr/>
       <w:tcPr>
@@ -14730,7 +14730,7 @@
       <w:rPr>
         <w:b/>
         <w:bCs/>
-        <w:color w:val="664E82" w:themeColor="accent4" w:themeShade="CC"/>
+        <w:color w:val="000000"/>
       </w:rPr>
       <w:tblPr/>
       <w:tcPr>
@@ -14782,7 +14782,7 @@
       <w:spacing w:after="0" w:line="240" w:lineRule="auto"/>
     </w:pPr>
     <w:rPr>
-      <w:color w:val="000000" w:themeColor="text1"/>
+      <w:color w:val="000000"/>
     </w:rPr>
     <w:tblPr>
       <w:tblStyleRowBandSize w:val="1"/>
@@ -14802,7 +14802,7 @@
       <w:rPr>
         <w:b/>
         <w:bCs/>
-        <w:color w:val="FFFFFF" w:themeColor="background1"/>
+        <w:color w:val="FFFFFF"/>
       </w:rPr>
       <w:tblPr/>
       <w:tcPr>
@@ -14816,7 +14816,7 @@
       <w:rPr>
         <w:b/>
         <w:bCs/>
-        <w:color w:val="7E9C40" w:themeColor="accent3" w:themeShade="CC"/>
+        <w:color w:val="000000"/>
       </w:rPr>
       <w:tblPr/>
       <w:tcPr>
@@ -14868,7 +14868,7 @@
       <w:spacing w:after="0" w:line="240" w:lineRule="auto"/>
     </w:pPr>
     <w:rPr>
-      <w:color w:val="000000" w:themeColor="text1"/>
+      <w:color w:val="000000"/>
     </w:rPr>
     <w:tblPr>
       <w:tblStyleRowBandSize w:val="1"/>
@@ -14888,7 +14888,7 @@
       <w:rPr>
         <w:b/>
         <w:bCs/>
-        <w:color w:val="FFFFFF" w:themeColor="background1"/>
+        <w:color w:val="FFFFFF"/>
       </w:rPr>
       <w:tblPr/>
       <w:tcPr>
@@ -14902,7 +14902,7 @@
       <w:rPr>
         <w:b/>
         <w:bCs/>
-        <w:color w:val="F2730A" w:themeColor="accent6" w:themeShade="CC"/>
+        <w:color w:val="000000"/>
       </w:rPr>
       <w:tblPr/>
       <w:tcPr>
@@ -14954,7 +14954,7 @@
       <w:spacing w:after="0" w:line="240" w:lineRule="auto"/>
     </w:pPr>
     <w:rPr>
-      <w:color w:val="000000" w:themeColor="text1"/>
+      <w:color w:val="000000"/>
     </w:rPr>
     <w:tblPr>
       <w:tblStyleRowBandSize w:val="1"/>
@@ -14974,7 +14974,7 @@
       <w:rPr>
         <w:b/>
         <w:bCs/>
-        <w:color w:val="FFFFFF" w:themeColor="background1"/>
+        <w:color w:val="FFFFFF"/>
       </w:rPr>
       <w:tblPr/>
       <w:tcPr>
@@ -14988,7 +14988,7 @@
       <w:rPr>
         <w:b/>
         <w:bCs/>
-        <w:color w:val="348DA5" w:themeColor="accent5" w:themeShade="CC"/>
+        <w:color w:val="000000"/>
       </w:rPr>
       <w:tblPr/>
       <w:tcPr>
@@ -15040,7 +15040,7 @@
       <w:spacing w:after="0" w:line="240" w:lineRule="auto"/>
     </w:pPr>
     <w:rPr>
-      <w:color w:val="000000" w:themeColor="text1"/>
+      <w:color w:val="000000"/>
     </w:rPr>
     <w:tblPr>
       <w:tblStyleRowBandSize w:val="1"/>
@@ -15073,7 +15073,7 @@
       <w:rPr>
         <w:b/>
         <w:bCs/>
-        <w:color w:val="000000" w:themeColor="text1"/>
+        <w:color w:val="000000"/>
       </w:rPr>
       <w:tblPr/>
       <w:tcPr>
@@ -15082,7 +15082,7 @@
     </w:tblStylePr>
     <w:tblStylePr w:type="firstCol">
       <w:rPr>
-        <w:color w:val="FFFFFF" w:themeColor="background1"/>
+        <w:color w:val="FFFFFF"/>
       </w:rPr>
       <w:tblPr/>
       <w:tcPr>
@@ -15091,7 +15091,7 @@
     </w:tblStylePr>
     <w:tblStylePr w:type="lastCol">
       <w:rPr>
-        <w:color w:val="FFFFFF" w:themeColor="background1"/>
+        <w:color w:val="FFFFFF"/>
       </w:rPr>
       <w:tblPr/>
       <w:tcPr>
@@ -15120,7 +15120,7 @@
       <w:spacing w:after="0" w:line="240" w:lineRule="auto"/>
     </w:pPr>
     <w:rPr>
-      <w:color w:val="000000" w:themeColor="text1"/>
+      <w:color w:val="000000"/>
     </w:rPr>
     <w:tblPr>
       <w:tblStyleRowBandSize w:val="1"/>
@@ -15153,7 +15153,7 @@
       <w:rPr>
         <w:b/>
         <w:bCs/>
-        <w:color w:val="000000" w:themeColor="text1"/>
+        <w:color w:val="000000"/>
       </w:rPr>
       <w:tblPr/>
       <w:tcPr>
@@ -15162,7 +15162,7 @@
     </w:tblStylePr>
     <w:tblStylePr w:type="firstCol">
       <w:rPr>
-        <w:color w:val="FFFFFF" w:themeColor="background1"/>
+        <w:color w:val="FFFFFF"/>
       </w:rPr>
       <w:tblPr/>
       <w:tcPr>
@@ -15171,7 +15171,7 @@
     </w:tblStylePr>
     <w:tblStylePr w:type="lastCol">
       <w:rPr>
-        <w:color w:val="FFFFFF" w:themeColor="background1"/>
+        <w:color w:val="FFFFFF"/>
       </w:rPr>
       <w:tblPr/>
       <w:tcPr>
@@ -15200,7 +15200,7 @@
       <w:spacing w:after="0" w:line="240" w:lineRule="auto"/>
     </w:pPr>
     <w:rPr>
-      <w:color w:val="000000" w:themeColor="text1"/>
+      <w:color w:val="000000"/>
     </w:rPr>
     <w:tblPr>
       <w:tblStyleRowBandSize w:val="1"/>
@@ -15233,7 +15233,7 @@
       <w:rPr>
         <w:b/>
         <w:bCs/>
-        <w:color w:val="000000" w:themeColor="text1"/>
+        <w:color w:val="000000"/>
       </w:rPr>
       <w:tblPr/>
       <w:tcPr>
@@ -15242,7 +15242,7 @@
     </w:tblStylePr>
     <w:tblStylePr w:type="firstCol">
       <w:rPr>
-        <w:color w:val="FFFFFF" w:themeColor="background1"/>
+        <w:color w:val="FFFFFF"/>
       </w:rPr>
       <w:tblPr/>
       <w:tcPr>
@@ -15251,7 +15251,7 @@
     </w:tblStylePr>
     <w:tblStylePr w:type="lastCol">
       <w:rPr>
-        <w:color w:val="FFFFFF" w:themeColor="background1"/>
+        <w:color w:val="FFFFFF"/>
       </w:rPr>
       <w:tblPr/>
       <w:tcPr>
@@ -15280,7 +15280,7 @@
       <w:spacing w:after="0" w:line="240" w:lineRule="auto"/>
     </w:pPr>
     <w:rPr>
-      <w:color w:val="000000" w:themeColor="text1"/>
+      <w:color w:val="000000"/>
     </w:rPr>
     <w:tblPr>
       <w:tblStyleRowBandSize w:val="1"/>
@@ -15313,7 +15313,7 @@
       <w:rPr>
         <w:b/>
         <w:bCs/>
-        <w:color w:val="000000" w:themeColor="text1"/>
+        <w:color w:val="000000"/>
       </w:rPr>
       <w:tblPr/>
       <w:tcPr>
@@ -15322,7 +15322,7 @@
     </w:tblStylePr>
     <w:tblStylePr w:type="firstCol">
       <w:rPr>
-        <w:color w:val="FFFFFF" w:themeColor="background1"/>
+        <w:color w:val="FFFFFF"/>
       </w:rPr>
       <w:tblPr/>
       <w:tcPr>
@@ -15331,7 +15331,7 @@
     </w:tblStylePr>
     <w:tblStylePr w:type="lastCol">
       <w:rPr>
-        <w:color w:val="FFFFFF" w:themeColor="background1"/>
+        <w:color w:val="FFFFFF"/>
       </w:rPr>
       <w:tblPr/>
       <w:tcPr>
@@ -15360,7 +15360,7 @@
       <w:spacing w:after="0" w:line="240" w:lineRule="auto"/>
     </w:pPr>
     <w:rPr>
-      <w:color w:val="000000" w:themeColor="text1"/>
+      <w:color w:val="000000"/>
     </w:rPr>
     <w:tblPr>
       <w:tblStyleRowBandSize w:val="1"/>
@@ -15393,7 +15393,7 @@
       <w:rPr>
         <w:b/>
         <w:bCs/>
-        <w:color w:val="000000" w:themeColor="text1"/>
+        <w:color w:val="000000"/>
       </w:rPr>
       <w:tblPr/>
       <w:tcPr>
@@ -15402,7 +15402,7 @@
     </w:tblStylePr>
     <w:tblStylePr w:type="firstCol">
       <w:rPr>
-        <w:color w:val="FFFFFF" w:themeColor="background1"/>
+        <w:color w:val="FFFFFF"/>
       </w:rPr>
       <w:tblPr/>
       <w:tcPr>
@@ -15411,7 +15411,7 @@
     </w:tblStylePr>
     <w:tblStylePr w:type="lastCol">
       <w:rPr>
-        <w:color w:val="FFFFFF" w:themeColor="background1"/>
+        <w:color w:val="FFFFFF"/>
       </w:rPr>
       <w:tblPr/>
       <w:tcPr>
@@ -15440,7 +15440,7 @@
       <w:spacing w:after="0" w:line="240" w:lineRule="auto"/>
     </w:pPr>
     <w:rPr>
-      <w:color w:val="000000" w:themeColor="text1"/>
+      <w:color w:val="000000"/>
     </w:rPr>
     <w:tblPr>
       <w:tblStyleRowBandSize w:val="1"/>
@@ -15473,7 +15473,7 @@
       <w:rPr>
         <w:b/>
         <w:bCs/>
-        <w:color w:val="000000" w:themeColor="text1"/>
+        <w:color w:val="000000"/>
       </w:rPr>
       <w:tblPr/>
       <w:tcPr>
@@ -15482,7 +15482,7 @@
     </w:tblStylePr>
     <w:tblStylePr w:type="firstCol">
       <w:rPr>
-        <w:color w:val="FFFFFF" w:themeColor="background1"/>
+        <w:color w:val="FFFFFF"/>
       </w:rPr>
       <w:tblPr/>
       <w:tcPr>
@@ -15491,7 +15491,7 @@
     </w:tblStylePr>
     <w:tblStylePr w:type="lastCol">
       <w:rPr>
-        <w:color w:val="FFFFFF" w:themeColor="background1"/>
+        <w:color w:val="FFFFFF"/>
       </w:rPr>
       <w:tblPr/>
       <w:tcPr>
@@ -15520,7 +15520,7 @@
       <w:spacing w:after="0" w:line="240" w:lineRule="auto"/>
     </w:pPr>
     <w:rPr>
-      <w:color w:val="000000" w:themeColor="text1"/>
+      <w:color w:val="000000"/>
     </w:rPr>
     <w:tblPr>
       <w:tblStyleRowBandSize w:val="1"/>
@@ -15553,7 +15553,7 @@
       <w:rPr>
         <w:b/>
         <w:bCs/>
-        <w:color w:val="000000" w:themeColor="text1"/>
+        <w:color w:val="000000"/>
       </w:rPr>
       <w:tblPr/>
       <w:tcPr>
@@ -15562,7 +15562,7 @@
     </w:tblStylePr>
     <w:tblStylePr w:type="firstCol">
       <w:rPr>
-        <w:color w:val="FFFFFF" w:themeColor="background1"/>
+        <w:color w:val="FFFFFF"/>
       </w:rPr>
       <w:tblPr/>
       <w:tcPr>
@@ -15571,7 +15571,7 @@
     </w:tblStylePr>
     <w:tblStylePr w:type="lastCol">
       <w:rPr>
-        <w:color w:val="FFFFFF" w:themeColor="background1"/>
+        <w:color w:val="FFFFFF"/>
       </w:rPr>
       <w:tblPr/>
       <w:tcPr>
